--- a/outputs/tables/Table3_GPS_Reporting_Standards.docx
+++ b/outputs/tables/Table3_GPS_Reporting_Standards.docx
@@ -289,7 +289,7 @@
                 <w:szCs w:val="18"/>
                 <w:color w:val="000000"/>
               </w:rPr>
-              <w:t xml:space="preserve">57 (100.0%)</w:t>
+              <w:t xml:space="preserve">56 (100.0%)</w:t>
             </w:r>
           </w:p>
         </w:tc>
@@ -451,7 +451,7 @@
                 <w:szCs w:val="18"/>
                 <w:color w:val="000000"/>
               </w:rPr>
-              <w:t xml:space="preserve">37 (64.9%)</w:t>
+              <w:t xml:space="preserve">36 (64.3%)</w:t>
             </w:r>
           </w:p>
         </w:tc>
@@ -503,7 +503,7 @@
                 <w:szCs w:val="18"/>
                 <w:color w:val="000000"/>
               </w:rPr>
-              <w:t xml:space="preserve">≤ 1 minute (n=17)</w:t>
+              <w:t xml:space="preserve">≤ 1 minute (n=16)</w:t>
             </w:r>
           </w:p>
         </w:tc>
@@ -613,7 +613,7 @@
                 <w:szCs w:val="18"/>
                 <w:color w:val="000000"/>
               </w:rPr>
-              <w:t xml:space="preserve">11 (19.3%)</w:t>
+              <w:t xml:space="preserve">11 (19.6%)</w:t>
             </w:r>
           </w:p>
         </w:tc>
@@ -775,7 +775,7 @@
                 <w:szCs w:val="18"/>
                 <w:color w:val="000000"/>
               </w:rPr>
-              <w:t xml:space="preserve">7 (12.3%)</w:t>
+              <w:t xml:space="preserve">7 (12.5%)</w:t>
             </w:r>
           </w:p>
         </w:tc>
@@ -937,7 +937,7 @@
                 <w:szCs w:val="18"/>
                 <w:color w:val="000000"/>
               </w:rPr>
-              <w:t xml:space="preserve">17 (29.8%)</w:t>
+              <w:t xml:space="preserve">17 (30.4%)</w:t>
             </w:r>
           </w:p>
         </w:tc>
@@ -1099,7 +1099,7 @@
                 <w:szCs w:val="18"/>
                 <w:color w:val="000000"/>
               </w:rPr>
-              <w:t xml:space="preserve">14 (24.6%)</w:t>
+              <w:t xml:space="preserve">14 (25.0%)</w:t>
             </w:r>
           </w:p>
         </w:tc>
@@ -1261,7 +1261,7 @@
                 <w:szCs w:val="18"/>
                 <w:color w:val="000000"/>
               </w:rPr>
-              <w:t xml:space="preserve">57 (100.0%)</w:t>
+              <w:t xml:space="preserve">56 (100.0%)</w:t>
             </w:r>
           </w:p>
         </w:tc>
@@ -1313,7 +1313,7 @@
                 <w:szCs w:val="18"/>
                 <w:color w:val="000000"/>
               </w:rPr>
-              <w:t xml:space="preserve">Yes (n=45)</w:t>
+              <w:t xml:space="preserve">Yes (n=44)</w:t>
             </w:r>
           </w:p>
         </w:tc>
@@ -1423,7 +1423,7 @@
                 <w:szCs w:val="18"/>
                 <w:color w:val="000000"/>
               </w:rPr>
-              <w:t xml:space="preserve">13 (22.8%)</w:t>
+              <w:t xml:space="preserve">13 (23.2%)</w:t>
             </w:r>
           </w:p>
         </w:tc>

--- a/outputs/tables/Table3_GPS_Reporting_Standards.docx
+++ b/outputs/tables/Table3_GPS_Reporting_Standards.docx
@@ -289,7 +289,7 @@
                 <w:szCs w:val="18"/>
                 <w:color w:val="000000"/>
               </w:rPr>
-              <w:t xml:space="preserve">56 (100.0%)</w:t>
+              <w:t xml:space="preserve">57 (100.0%)</w:t>
             </w:r>
           </w:p>
         </w:tc>
@@ -341,7 +341,7 @@
                 <w:szCs w:val="18"/>
                 <w:color w:val="000000"/>
               </w:rPr>
-              <w:t xml:space="preserve">Smartphone (own device) (n=32)</w:t>
+              <w:t xml:space="preserve">Smartphone (own device) (n=33)</w:t>
             </w:r>
           </w:p>
         </w:tc>
@@ -451,7 +451,7 @@
                 <w:szCs w:val="18"/>
                 <w:color w:val="000000"/>
               </w:rPr>
-              <w:t xml:space="preserve">36 (64.3%)</w:t>
+              <w:t xml:space="preserve">36 (63.2%)</w:t>
             </w:r>
           </w:p>
         </w:tc>
@@ -613,7 +613,7 @@
                 <w:szCs w:val="18"/>
                 <w:color w:val="000000"/>
               </w:rPr>
-              <w:t xml:space="preserve">11 (19.6%)</w:t>
+              <w:t xml:space="preserve">11 (19.3%)</w:t>
             </w:r>
           </w:p>
         </w:tc>
@@ -775,7 +775,7 @@
                 <w:szCs w:val="18"/>
                 <w:color w:val="000000"/>
               </w:rPr>
-              <w:t xml:space="preserve">7 (12.5%)</w:t>
+              <w:t xml:space="preserve">7 (12.3%)</w:t>
             </w:r>
           </w:p>
         </w:tc>
@@ -937,7 +937,7 @@
                 <w:szCs w:val="18"/>
                 <w:color w:val="000000"/>
               </w:rPr>
-              <w:t xml:space="preserve">17 (30.4%)</w:t>
+              <w:t xml:space="preserve">17 (29.8%)</w:t>
             </w:r>
           </w:p>
         </w:tc>
@@ -1099,7 +1099,7 @@
                 <w:szCs w:val="18"/>
                 <w:color w:val="000000"/>
               </w:rPr>
-              <w:t xml:space="preserve">14 (25.0%)</w:t>
+              <w:t xml:space="preserve">14 (24.6%)</w:t>
             </w:r>
           </w:p>
         </w:tc>
@@ -1261,7 +1261,7 @@
                 <w:szCs w:val="18"/>
                 <w:color w:val="000000"/>
               </w:rPr>
-              <w:t xml:space="preserve">56 (100.0%)</w:t>
+              <w:t xml:space="preserve">57 (100.0%)</w:t>
             </w:r>
           </w:p>
         </w:tc>
@@ -1313,7 +1313,7 @@
                 <w:szCs w:val="18"/>
                 <w:color w:val="000000"/>
               </w:rPr>
-              <w:t xml:space="preserve">Yes (n=44)</w:t>
+              <w:t xml:space="preserve">Yes (n=45)</w:t>
             </w:r>
           </w:p>
         </w:tc>
@@ -1423,7 +1423,7 @@
                 <w:szCs w:val="18"/>
                 <w:color w:val="000000"/>
               </w:rPr>
-              <w:t xml:space="preserve">13 (23.2%)</w:t>
+              <w:t xml:space="preserve">13 (22.8%)</w:t>
             </w:r>
           </w:p>
         </w:tc>

--- a/outputs/tables/Table3_GPS_Reporting_Standards.docx
+++ b/outputs/tables/Table3_GPS_Reporting_Standards.docx
@@ -1261,7 +1261,7 @@
                 <w:szCs w:val="18"/>
                 <w:color w:val="000000"/>
               </w:rPr>
-              <w:t xml:space="preserve">57 (100.0%)</w:t>
+              <w:t xml:space="preserve">45 (78.9%)</w:t>
             </w:r>
           </w:p>
         </w:tc>
@@ -1313,7 +1313,7 @@
                 <w:szCs w:val="18"/>
                 <w:color w:val="000000"/>
               </w:rPr>
-              <w:t xml:space="preserve">Yes (n=45)</w:t>
+              <w:t xml:space="preserve">Active (EMA Confirmation) (n=22)</w:t>
             </w:r>
           </w:p>
         </w:tc>
@@ -1475,7 +1475,7 @@
                 <w:szCs w:val="18"/>
                 <w:color w:val="000000"/>
               </w:rPr>
-              <w:t xml:space="preserve">All Missing GPS (N=6)</w:t>
+              <w:t xml:space="preserve">All Missing GPS (n=6)</w:t>
             </w:r>
           </w:p>
         </w:tc>
